--- a/docs/submission/administrative/word/03-haemr-program-commitment-letter.docx
+++ b/docs/submission/administrative/word/03-haemr-program-commitment-letter.docx
@@ -293,7 +293,7 @@
         <w:sz w:val="17"/>
         <w:szCs w:val="17"/>
       </w:rPr>
-      <w:t xml:space="preserve">NIH Nutrition Education Challenge | Draft for MGB review</w:t>
+      <w:t xml:space="preserve">NIH Nutrition Education Challenge | MGB administrative intake</w:t>
     </w:r>
   </w:p>
 </w:hdr>

--- a/docs/submission/administrative/word/03-haemr-program-commitment-letter.docx
+++ b/docs/submission/administrative/word/03-haemr-program-commitment-letter.docx
@@ -134,7 +134,7 @@
     </w:p>
     <w:p>
       <w:r>
-        <w:t xml:space="preserve">HAEMR supports the Division of Artificial Intelligence as the proposed curriculum builder and technical coordinator and the Mass General Brigham University Healthcare Data Analytics Program as an academic collaborator in analytics, visualization, reproducibility, and assessment design.</w:t>
+        <w:t xml:space="preserve">HAEMR supports the MGB Department of Emergency Medicine as the proposed curriculum builder and coordinator and the Mass General Brigham University Healthcare Data Analytics Program as an academic collaborator in analytics, visualization, reproducibility, and assessment design.</w:t>
       </w:r>
     </w:p>
     <w:p>
